--- a/applications/dwyeromega-key-account-manager/resume.docx
+++ b/applications/dwyeromega-key-account-manager/resume.docx
@@ -9,10 +9,10 @@
       </w:pPr>
       <w:r>
         <w:rPr>
-          <w:rFonts w:ascii="Calibri" w:hAnsi="Calibri"/>
+          <w:rFonts w:ascii="Times New Roman" w:hAnsi="Times New Roman"/>
           <w:b/>
           <w:i w:val="0"/>
-          <w:color w:val="163A5F"/>
+          <w:color w:val="1A1A1A"/>
           <w:sz w:val="42"/>
         </w:rPr>
         <w:t>Joshua Rotenberg</w:t>
@@ -25,7 +25,7 @@
       </w:pPr>
       <w:r>
         <w:rPr>
-          <w:rFonts w:ascii="Calibri" w:hAnsi="Calibri"/>
+          <w:rFonts w:ascii="Times New Roman" w:hAnsi="Times New Roman"/>
           <w:b w:val="0"/>
           <w:i w:val="0"/>
           <w:color w:val="555555"/>
@@ -41,7 +41,7 @@
       </w:pPr>
       <w:r>
         <w:rPr>
-          <w:rFonts w:ascii="Calibri" w:hAnsi="Calibri"/>
+          <w:rFonts w:ascii="Times New Roman" w:hAnsi="Times New Roman"/>
           <w:b w:val="0"/>
           <w:i w:val="0"/>
           <w:color w:val="555555"/>
@@ -54,16 +54,16 @@
       <w:pPr>
         <w:spacing w:before="140" w:after="60"/>
         <w:pBdr>
-          <w:bottom w:val="single" w:sz="6" w:space="2" w:color="163a5f"/>
+          <w:bottom w:val="single" w:sz="6" w:space="2" w:color="1a1a1a"/>
         </w:pBdr>
       </w:pPr>
       <w:r>
         <w:rPr>
-          <w:rFonts w:ascii="Calibri" w:hAnsi="Calibri"/>
+          <w:rFonts w:ascii="Times New Roman" w:hAnsi="Times New Roman"/>
           <w:b/>
           <w:i w:val="0"/>
           <w:caps/>
-          <w:color w:val="163A5F"/>
+          <w:color w:val="1A1A1A"/>
           <w:sz w:val="21"/>
         </w:rPr>
         <w:t>SUMMARY</w:t>
@@ -75,7 +75,7 @@
       </w:pPr>
       <w:r>
         <w:rPr>
-          <w:rFonts w:ascii="Calibri" w:hAnsi="Calibri"/>
+          <w:rFonts w:ascii="Times New Roman" w:hAnsi="Times New Roman"/>
           <w:b w:val="0"/>
           <w:i w:val="0"/>
           <w:color w:val="1A1A1A"/>
@@ -87,16 +87,16 @@
       <w:pPr>
         <w:spacing w:before="140" w:after="60"/>
         <w:pBdr>
-          <w:bottom w:val="single" w:sz="6" w:space="2" w:color="163a5f"/>
+          <w:bottom w:val="single" w:sz="6" w:space="2" w:color="1a1a1a"/>
         </w:pBdr>
       </w:pPr>
       <w:r>
         <w:rPr>
-          <w:rFonts w:ascii="Calibri" w:hAnsi="Calibri"/>
+          <w:rFonts w:ascii="Times New Roman" w:hAnsi="Times New Roman"/>
           <w:b/>
           <w:i w:val="0"/>
           <w:caps/>
-          <w:color w:val="163A5F"/>
+          <w:color w:val="1A1A1A"/>
           <w:sz w:val="21"/>
         </w:rPr>
         <w:t>PROFESSIONAL EXPERIENCE</w:t>
@@ -111,7 +111,7 @@
       </w:pPr>
       <w:r>
         <w:rPr>
-          <w:rFonts w:ascii="Calibri" w:hAnsi="Calibri"/>
+          <w:rFonts w:ascii="Times New Roman" w:hAnsi="Times New Roman"/>
           <w:b/>
           <w:i w:val="0"/>
           <w:color w:val="1A1A1A"/>
@@ -121,17 +121,17 @@
       </w:r>
       <w:r>
         <w:rPr>
-          <w:rFonts w:ascii="Calibri" w:hAnsi="Calibri"/>
+          <w:rFonts w:ascii="Times New Roman" w:hAnsi="Times New Roman"/>
           <w:b w:val="0"/>
           <w:i w:val="0"/>
-          <w:color w:val="163A5F"/>
+          <w:color w:val="1A1A1A"/>
           <w:sz w:val="21"/>
         </w:rPr>
         <w:t xml:space="preserve">  |  Solenzo LLC</w:t>
       </w:r>
       <w:r>
         <w:rPr>
-          <w:rFonts w:ascii="Calibri" w:hAnsi="Calibri"/>
+          <w:rFonts w:ascii="Times New Roman" w:hAnsi="Times New Roman"/>
           <w:b w:val="0"/>
           <w:i w:val="0"/>
           <w:color w:val="555555"/>
@@ -147,7 +147,7 @@
       </w:pPr>
       <w:r>
         <w:rPr>
-          <w:rFonts w:ascii="Calibri" w:hAnsi="Calibri"/>
+          <w:rFonts w:ascii="Times New Roman" w:hAnsi="Times New Roman"/>
           <w:b w:val="0"/>
           <w:i/>
           <w:color w:val="555555"/>
@@ -163,16 +163,16 @@
       </w:pPr>
       <w:r>
         <w:rPr>
-          <w:rFonts w:ascii="Calibri" w:hAnsi="Calibri"/>
+          <w:rFonts w:ascii="Times New Roman" w:hAnsi="Times New Roman"/>
           <w:b w:val="0"/>
           <w:i w:val="0"/>
-          <w:color w:val="163A5F"/>
+          <w:color w:val="1A1A1A"/>
         </w:rPr>
         <w:t xml:space="preserve">•  </w:t>
       </w:r>
       <w:r>
         <w:rPr>
-          <w:rFonts w:ascii="Calibri" w:hAnsi="Calibri"/>
+          <w:rFonts w:ascii="Times New Roman" w:hAnsi="Times New Roman"/>
           <w:b w:val="0"/>
           <w:i w:val="0"/>
           <w:color w:val="1A1A1A"/>
@@ -187,16 +187,16 @@
       </w:pPr>
       <w:r>
         <w:rPr>
-          <w:rFonts w:ascii="Calibri" w:hAnsi="Calibri"/>
+          <w:rFonts w:ascii="Times New Roman" w:hAnsi="Times New Roman"/>
           <w:b w:val="0"/>
           <w:i w:val="0"/>
-          <w:color w:val="163A5F"/>
+          <w:color w:val="1A1A1A"/>
         </w:rPr>
         <w:t xml:space="preserve">•  </w:t>
       </w:r>
       <w:r>
         <w:rPr>
-          <w:rFonts w:ascii="Calibri" w:hAnsi="Calibri"/>
+          <w:rFonts w:ascii="Times New Roman" w:hAnsi="Times New Roman"/>
           <w:b w:val="0"/>
           <w:i w:val="0"/>
           <w:color w:val="1A1A1A"/>
@@ -211,16 +211,16 @@
       </w:pPr>
       <w:r>
         <w:rPr>
-          <w:rFonts w:ascii="Calibri" w:hAnsi="Calibri"/>
+          <w:rFonts w:ascii="Times New Roman" w:hAnsi="Times New Roman"/>
           <w:b w:val="0"/>
           <w:i w:val="0"/>
-          <w:color w:val="163A5F"/>
+          <w:color w:val="1A1A1A"/>
         </w:rPr>
         <w:t xml:space="preserve">•  </w:t>
       </w:r>
       <w:r>
         <w:rPr>
-          <w:rFonts w:ascii="Calibri" w:hAnsi="Calibri"/>
+          <w:rFonts w:ascii="Times New Roman" w:hAnsi="Times New Roman"/>
           <w:b w:val="0"/>
           <w:i w:val="0"/>
           <w:color w:val="1A1A1A"/>
@@ -235,16 +235,16 @@
       </w:pPr>
       <w:r>
         <w:rPr>
-          <w:rFonts w:ascii="Calibri" w:hAnsi="Calibri"/>
+          <w:rFonts w:ascii="Times New Roman" w:hAnsi="Times New Roman"/>
           <w:b w:val="0"/>
           <w:i w:val="0"/>
-          <w:color w:val="163A5F"/>
+          <w:color w:val="1A1A1A"/>
         </w:rPr>
         <w:t xml:space="preserve">•  </w:t>
       </w:r>
       <w:r>
         <w:rPr>
-          <w:rFonts w:ascii="Calibri" w:hAnsi="Calibri"/>
+          <w:rFonts w:ascii="Times New Roman" w:hAnsi="Times New Roman"/>
           <w:b w:val="0"/>
           <w:i w:val="0"/>
           <w:color w:val="1A1A1A"/>
@@ -259,16 +259,16 @@
       </w:pPr>
       <w:r>
         <w:rPr>
-          <w:rFonts w:ascii="Calibri" w:hAnsi="Calibri"/>
+          <w:rFonts w:ascii="Times New Roman" w:hAnsi="Times New Roman"/>
           <w:b w:val="0"/>
           <w:i w:val="0"/>
-          <w:color w:val="163A5F"/>
+          <w:color w:val="1A1A1A"/>
         </w:rPr>
         <w:t xml:space="preserve">•  </w:t>
       </w:r>
       <w:r>
         <w:rPr>
-          <w:rFonts w:ascii="Calibri" w:hAnsi="Calibri"/>
+          <w:rFonts w:ascii="Times New Roman" w:hAnsi="Times New Roman"/>
           <w:b w:val="0"/>
           <w:i w:val="0"/>
           <w:color w:val="1A1A1A"/>
@@ -283,16 +283,16 @@
       </w:pPr>
       <w:r>
         <w:rPr>
-          <w:rFonts w:ascii="Calibri" w:hAnsi="Calibri"/>
+          <w:rFonts w:ascii="Times New Roman" w:hAnsi="Times New Roman"/>
           <w:b w:val="0"/>
           <w:i w:val="0"/>
-          <w:color w:val="163A5F"/>
+          <w:color w:val="1A1A1A"/>
         </w:rPr>
         <w:t xml:space="preserve">•  </w:t>
       </w:r>
       <w:r>
         <w:rPr>
-          <w:rFonts w:ascii="Calibri" w:hAnsi="Calibri"/>
+          <w:rFonts w:ascii="Times New Roman" w:hAnsi="Times New Roman"/>
           <w:b w:val="0"/>
           <w:i w:val="0"/>
           <w:color w:val="1A1A1A"/>
@@ -307,16 +307,16 @@
       </w:pPr>
       <w:r>
         <w:rPr>
-          <w:rFonts w:ascii="Calibri" w:hAnsi="Calibri"/>
+          <w:rFonts w:ascii="Times New Roman" w:hAnsi="Times New Roman"/>
           <w:b w:val="0"/>
           <w:i w:val="0"/>
-          <w:color w:val="163A5F"/>
+          <w:color w:val="1A1A1A"/>
         </w:rPr>
         <w:t xml:space="preserve">•  </w:t>
       </w:r>
       <w:r>
         <w:rPr>
-          <w:rFonts w:ascii="Calibri" w:hAnsi="Calibri"/>
+          <w:rFonts w:ascii="Times New Roman" w:hAnsi="Times New Roman"/>
           <w:b w:val="0"/>
           <w:i w:val="0"/>
           <w:color w:val="1A1A1A"/>
@@ -333,7 +333,7 @@
       </w:pPr>
       <w:r>
         <w:rPr>
-          <w:rFonts w:ascii="Calibri" w:hAnsi="Calibri"/>
+          <w:rFonts w:ascii="Times New Roman" w:hAnsi="Times New Roman"/>
           <w:b/>
           <w:i w:val="0"/>
           <w:color w:val="1A1A1A"/>
@@ -343,17 +343,17 @@
       </w:r>
       <w:r>
         <w:rPr>
-          <w:rFonts w:ascii="Calibri" w:hAnsi="Calibri"/>
+          <w:rFonts w:ascii="Times New Roman" w:hAnsi="Times New Roman"/>
           <w:b w:val="0"/>
           <w:i w:val="0"/>
-          <w:color w:val="163A5F"/>
+          <w:color w:val="1A1A1A"/>
           <w:sz w:val="21"/>
         </w:rPr>
         <w:t xml:space="preserve">  |  Level Agency</w:t>
       </w:r>
       <w:r>
         <w:rPr>
-          <w:rFonts w:ascii="Calibri" w:hAnsi="Calibri"/>
+          <w:rFonts w:ascii="Times New Roman" w:hAnsi="Times New Roman"/>
           <w:b w:val="0"/>
           <w:i w:val="0"/>
           <w:color w:val="555555"/>
@@ -369,7 +369,7 @@
       </w:pPr>
       <w:r>
         <w:rPr>
-          <w:rFonts w:ascii="Calibri" w:hAnsi="Calibri"/>
+          <w:rFonts w:ascii="Times New Roman" w:hAnsi="Times New Roman"/>
           <w:b w:val="0"/>
           <w:i/>
           <w:color w:val="555555"/>
@@ -385,16 +385,16 @@
       </w:pPr>
       <w:r>
         <w:rPr>
-          <w:rFonts w:ascii="Calibri" w:hAnsi="Calibri"/>
+          <w:rFonts w:ascii="Times New Roman" w:hAnsi="Times New Roman"/>
           <w:b w:val="0"/>
           <w:i w:val="0"/>
-          <w:color w:val="163A5F"/>
+          <w:color w:val="1A1A1A"/>
         </w:rPr>
         <w:t xml:space="preserve">•  </w:t>
       </w:r>
       <w:r>
         <w:rPr>
-          <w:rFonts w:ascii="Calibri" w:hAnsi="Calibri"/>
+          <w:rFonts w:ascii="Times New Roman" w:hAnsi="Times New Roman"/>
           <w:b w:val="0"/>
           <w:i w:val="0"/>
           <w:color w:val="1A1A1A"/>
@@ -409,16 +409,16 @@
       </w:pPr>
       <w:r>
         <w:rPr>
-          <w:rFonts w:ascii="Calibri" w:hAnsi="Calibri"/>
+          <w:rFonts w:ascii="Times New Roman" w:hAnsi="Times New Roman"/>
           <w:b w:val="0"/>
           <w:i w:val="0"/>
-          <w:color w:val="163A5F"/>
+          <w:color w:val="1A1A1A"/>
         </w:rPr>
         <w:t xml:space="preserve">•  </w:t>
       </w:r>
       <w:r>
         <w:rPr>
-          <w:rFonts w:ascii="Calibri" w:hAnsi="Calibri"/>
+          <w:rFonts w:ascii="Times New Roman" w:hAnsi="Times New Roman"/>
           <w:b w:val="0"/>
           <w:i w:val="0"/>
           <w:color w:val="1A1A1A"/>
@@ -433,16 +433,16 @@
       </w:pPr>
       <w:r>
         <w:rPr>
-          <w:rFonts w:ascii="Calibri" w:hAnsi="Calibri"/>
+          <w:rFonts w:ascii="Times New Roman" w:hAnsi="Times New Roman"/>
           <w:b w:val="0"/>
           <w:i w:val="0"/>
-          <w:color w:val="163A5F"/>
+          <w:color w:val="1A1A1A"/>
         </w:rPr>
         <w:t xml:space="preserve">•  </w:t>
       </w:r>
       <w:r>
         <w:rPr>
-          <w:rFonts w:ascii="Calibri" w:hAnsi="Calibri"/>
+          <w:rFonts w:ascii="Times New Roman" w:hAnsi="Times New Roman"/>
           <w:b w:val="0"/>
           <w:i w:val="0"/>
           <w:color w:val="1A1A1A"/>
@@ -459,7 +459,7 @@
       </w:pPr>
       <w:r>
         <w:rPr>
-          <w:rFonts w:ascii="Calibri" w:hAnsi="Calibri"/>
+          <w:rFonts w:ascii="Times New Roman" w:hAnsi="Times New Roman"/>
           <w:b/>
           <w:i w:val="0"/>
           <w:color w:val="1A1A1A"/>
@@ -469,17 +469,17 @@
       </w:r>
       <w:r>
         <w:rPr>
-          <w:rFonts w:ascii="Calibri" w:hAnsi="Calibri"/>
+          <w:rFonts w:ascii="Times New Roman" w:hAnsi="Times New Roman"/>
           <w:b w:val="0"/>
           <w:i w:val="0"/>
-          <w:color w:val="163A5F"/>
+          <w:color w:val="1A1A1A"/>
           <w:sz w:val="21"/>
         </w:rPr>
         <w:t xml:space="preserve">  |  Birdeye</w:t>
       </w:r>
       <w:r>
         <w:rPr>
-          <w:rFonts w:ascii="Calibri" w:hAnsi="Calibri"/>
+          <w:rFonts w:ascii="Times New Roman" w:hAnsi="Times New Roman"/>
           <w:b w:val="0"/>
           <w:i w:val="0"/>
           <w:color w:val="555555"/>
@@ -495,7 +495,7 @@
       </w:pPr>
       <w:r>
         <w:rPr>
-          <w:rFonts w:ascii="Calibri" w:hAnsi="Calibri"/>
+          <w:rFonts w:ascii="Times New Roman" w:hAnsi="Times New Roman"/>
           <w:b w:val="0"/>
           <w:i/>
           <w:color w:val="555555"/>
@@ -511,16 +511,16 @@
       </w:pPr>
       <w:r>
         <w:rPr>
-          <w:rFonts w:ascii="Calibri" w:hAnsi="Calibri"/>
+          <w:rFonts w:ascii="Times New Roman" w:hAnsi="Times New Roman"/>
           <w:b w:val="0"/>
           <w:i w:val="0"/>
-          <w:color w:val="163A5F"/>
+          <w:color w:val="1A1A1A"/>
         </w:rPr>
         <w:t xml:space="preserve">•  </w:t>
       </w:r>
       <w:r>
         <w:rPr>
-          <w:rFonts w:ascii="Calibri" w:hAnsi="Calibri"/>
+          <w:rFonts w:ascii="Times New Roman" w:hAnsi="Times New Roman"/>
           <w:b w:val="0"/>
           <w:i w:val="0"/>
           <w:color w:val="1A1A1A"/>
@@ -535,16 +535,16 @@
       </w:pPr>
       <w:r>
         <w:rPr>
-          <w:rFonts w:ascii="Calibri" w:hAnsi="Calibri"/>
+          <w:rFonts w:ascii="Times New Roman" w:hAnsi="Times New Roman"/>
           <w:b w:val="0"/>
           <w:i w:val="0"/>
-          <w:color w:val="163A5F"/>
+          <w:color w:val="1A1A1A"/>
         </w:rPr>
         <w:t xml:space="preserve">•  </w:t>
       </w:r>
       <w:r>
         <w:rPr>
-          <w:rFonts w:ascii="Calibri" w:hAnsi="Calibri"/>
+          <w:rFonts w:ascii="Times New Roman" w:hAnsi="Times New Roman"/>
           <w:b w:val="0"/>
           <w:i w:val="0"/>
           <w:color w:val="1A1A1A"/>
@@ -559,16 +559,16 @@
       </w:pPr>
       <w:r>
         <w:rPr>
-          <w:rFonts w:ascii="Calibri" w:hAnsi="Calibri"/>
+          <w:rFonts w:ascii="Times New Roman" w:hAnsi="Times New Roman"/>
           <w:b w:val="0"/>
           <w:i w:val="0"/>
-          <w:color w:val="163A5F"/>
+          <w:color w:val="1A1A1A"/>
         </w:rPr>
         <w:t xml:space="preserve">•  </w:t>
       </w:r>
       <w:r>
         <w:rPr>
-          <w:rFonts w:ascii="Calibri" w:hAnsi="Calibri"/>
+          <w:rFonts w:ascii="Times New Roman" w:hAnsi="Times New Roman"/>
           <w:b w:val="0"/>
           <w:i w:val="0"/>
           <w:color w:val="1A1A1A"/>
@@ -585,7 +585,7 @@
       </w:pPr>
       <w:r>
         <w:rPr>
-          <w:rFonts w:ascii="Calibri" w:hAnsi="Calibri"/>
+          <w:rFonts w:ascii="Times New Roman" w:hAnsi="Times New Roman"/>
           <w:b/>
           <w:i w:val="0"/>
           <w:color w:val="1A1A1A"/>
@@ -595,17 +595,17 @@
       </w:r>
       <w:r>
         <w:rPr>
-          <w:rFonts w:ascii="Calibri" w:hAnsi="Calibri"/>
+          <w:rFonts w:ascii="Times New Roman" w:hAnsi="Times New Roman"/>
           <w:b w:val="0"/>
           <w:i w:val="0"/>
-          <w:color w:val="163A5F"/>
+          <w:color w:val="1A1A1A"/>
           <w:sz w:val="21"/>
         </w:rPr>
         <w:t xml:space="preserve">  |  Fetch &amp; Funnel</w:t>
       </w:r>
       <w:r>
         <w:rPr>
-          <w:rFonts w:ascii="Calibri" w:hAnsi="Calibri"/>
+          <w:rFonts w:ascii="Times New Roman" w:hAnsi="Times New Roman"/>
           <w:b w:val="0"/>
           <w:i w:val="0"/>
           <w:color w:val="555555"/>
@@ -621,7 +621,7 @@
       </w:pPr>
       <w:r>
         <w:rPr>
-          <w:rFonts w:ascii="Calibri" w:hAnsi="Calibri"/>
+          <w:rFonts w:ascii="Times New Roman" w:hAnsi="Times New Roman"/>
           <w:b w:val="0"/>
           <w:i/>
           <w:color w:val="555555"/>
@@ -637,16 +637,16 @@
       </w:pPr>
       <w:r>
         <w:rPr>
-          <w:rFonts w:ascii="Calibri" w:hAnsi="Calibri"/>
+          <w:rFonts w:ascii="Times New Roman" w:hAnsi="Times New Roman"/>
           <w:b w:val="0"/>
           <w:i w:val="0"/>
-          <w:color w:val="163A5F"/>
+          <w:color w:val="1A1A1A"/>
         </w:rPr>
         <w:t xml:space="preserve">•  </w:t>
       </w:r>
       <w:r>
         <w:rPr>
-          <w:rFonts w:ascii="Calibri" w:hAnsi="Calibri"/>
+          <w:rFonts w:ascii="Times New Roman" w:hAnsi="Times New Roman"/>
           <w:b w:val="0"/>
           <w:i w:val="0"/>
           <w:color w:val="1A1A1A"/>
@@ -661,16 +661,16 @@
       </w:pPr>
       <w:r>
         <w:rPr>
-          <w:rFonts w:ascii="Calibri" w:hAnsi="Calibri"/>
+          <w:rFonts w:ascii="Times New Roman" w:hAnsi="Times New Roman"/>
           <w:b w:val="0"/>
           <w:i w:val="0"/>
-          <w:color w:val="163A5F"/>
+          <w:color w:val="1A1A1A"/>
         </w:rPr>
         <w:t xml:space="preserve">•  </w:t>
       </w:r>
       <w:r>
         <w:rPr>
-          <w:rFonts w:ascii="Calibri" w:hAnsi="Calibri"/>
+          <w:rFonts w:ascii="Times New Roman" w:hAnsi="Times New Roman"/>
           <w:b w:val="0"/>
           <w:i w:val="0"/>
           <w:color w:val="1A1A1A"/>
@@ -687,7 +687,7 @@
       </w:pPr>
       <w:r>
         <w:rPr>
-          <w:rFonts w:ascii="Calibri" w:hAnsi="Calibri"/>
+          <w:rFonts w:ascii="Times New Roman" w:hAnsi="Times New Roman"/>
           <w:b/>
           <w:i w:val="0"/>
           <w:color w:val="1A1A1A"/>
@@ -697,17 +697,17 @@
       </w:r>
       <w:r>
         <w:rPr>
-          <w:rFonts w:ascii="Calibri" w:hAnsi="Calibri"/>
+          <w:rFonts w:ascii="Times New Roman" w:hAnsi="Times New Roman"/>
           <w:b w:val="0"/>
           <w:i w:val="0"/>
-          <w:color w:val="163A5F"/>
+          <w:color w:val="1A1A1A"/>
           <w:sz w:val="21"/>
         </w:rPr>
         <w:t xml:space="preserve">  |  Wix.com</w:t>
       </w:r>
       <w:r>
         <w:rPr>
-          <w:rFonts w:ascii="Calibri" w:hAnsi="Calibri"/>
+          <w:rFonts w:ascii="Times New Roman" w:hAnsi="Times New Roman"/>
           <w:b w:val="0"/>
           <w:i w:val="0"/>
           <w:color w:val="555555"/>
@@ -723,7 +723,7 @@
       </w:pPr>
       <w:r>
         <w:rPr>
-          <w:rFonts w:ascii="Calibri" w:hAnsi="Calibri"/>
+          <w:rFonts w:ascii="Times New Roman" w:hAnsi="Times New Roman"/>
           <w:b w:val="0"/>
           <w:i/>
           <w:color w:val="555555"/>
@@ -739,16 +739,16 @@
       </w:pPr>
       <w:r>
         <w:rPr>
-          <w:rFonts w:ascii="Calibri" w:hAnsi="Calibri"/>
+          <w:rFonts w:ascii="Times New Roman" w:hAnsi="Times New Roman"/>
           <w:b w:val="0"/>
           <w:i w:val="0"/>
-          <w:color w:val="163A5F"/>
+          <w:color w:val="1A1A1A"/>
         </w:rPr>
         <w:t xml:space="preserve">•  </w:t>
       </w:r>
       <w:r>
         <w:rPr>
-          <w:rFonts w:ascii="Calibri" w:hAnsi="Calibri"/>
+          <w:rFonts w:ascii="Times New Roman" w:hAnsi="Times New Roman"/>
           <w:b w:val="0"/>
           <w:i w:val="0"/>
           <w:color w:val="1A1A1A"/>
@@ -763,16 +763,16 @@
       </w:pPr>
       <w:r>
         <w:rPr>
-          <w:rFonts w:ascii="Calibri" w:hAnsi="Calibri"/>
+          <w:rFonts w:ascii="Times New Roman" w:hAnsi="Times New Roman"/>
           <w:b w:val="0"/>
           <w:i w:val="0"/>
-          <w:color w:val="163A5F"/>
+          <w:color w:val="1A1A1A"/>
         </w:rPr>
         <w:t xml:space="preserve">•  </w:t>
       </w:r>
       <w:r>
         <w:rPr>
-          <w:rFonts w:ascii="Calibri" w:hAnsi="Calibri"/>
+          <w:rFonts w:ascii="Times New Roman" w:hAnsi="Times New Roman"/>
           <w:b w:val="0"/>
           <w:i w:val="0"/>
           <w:color w:val="1A1A1A"/>
@@ -787,16 +787,16 @@
       </w:pPr>
       <w:r>
         <w:rPr>
-          <w:rFonts w:ascii="Calibri" w:hAnsi="Calibri"/>
+          <w:rFonts w:ascii="Times New Roman" w:hAnsi="Times New Roman"/>
           <w:b w:val="0"/>
           <w:i w:val="0"/>
-          <w:color w:val="163A5F"/>
+          <w:color w:val="1A1A1A"/>
         </w:rPr>
         <w:t xml:space="preserve">•  </w:t>
       </w:r>
       <w:r>
         <w:rPr>
-          <w:rFonts w:ascii="Calibri" w:hAnsi="Calibri"/>
+          <w:rFonts w:ascii="Times New Roman" w:hAnsi="Times New Roman"/>
           <w:b w:val="0"/>
           <w:i w:val="0"/>
           <w:color w:val="1A1A1A"/>
@@ -813,7 +813,7 @@
       </w:pPr>
       <w:r>
         <w:rPr>
-          <w:rFonts w:ascii="Calibri" w:hAnsi="Calibri"/>
+          <w:rFonts w:ascii="Times New Roman" w:hAnsi="Times New Roman"/>
           <w:b/>
           <w:i w:val="0"/>
           <w:color w:val="1A1A1A"/>
@@ -823,17 +823,17 @@
       </w:r>
       <w:r>
         <w:rPr>
-          <w:rFonts w:ascii="Calibri" w:hAnsi="Calibri"/>
+          <w:rFonts w:ascii="Times New Roman" w:hAnsi="Times New Roman"/>
           <w:b w:val="0"/>
           <w:i w:val="0"/>
-          <w:color w:val="163A5F"/>
+          <w:color w:val="1A1A1A"/>
           <w:sz w:val="21"/>
         </w:rPr>
         <w:t xml:space="preserve">  |  Accelo</w:t>
       </w:r>
       <w:r>
         <w:rPr>
-          <w:rFonts w:ascii="Calibri" w:hAnsi="Calibri"/>
+          <w:rFonts w:ascii="Times New Roman" w:hAnsi="Times New Roman"/>
           <w:b w:val="0"/>
           <w:i w:val="0"/>
           <w:color w:val="555555"/>
@@ -849,7 +849,7 @@
       </w:pPr>
       <w:r>
         <w:rPr>
-          <w:rFonts w:ascii="Calibri" w:hAnsi="Calibri"/>
+          <w:rFonts w:ascii="Times New Roman" w:hAnsi="Times New Roman"/>
           <w:b w:val="0"/>
           <w:i/>
           <w:color w:val="555555"/>
@@ -865,16 +865,16 @@
       </w:pPr>
       <w:r>
         <w:rPr>
-          <w:rFonts w:ascii="Calibri" w:hAnsi="Calibri"/>
+          <w:rFonts w:ascii="Times New Roman" w:hAnsi="Times New Roman"/>
           <w:b w:val="0"/>
           <w:i w:val="0"/>
-          <w:color w:val="163A5F"/>
+          <w:color w:val="1A1A1A"/>
         </w:rPr>
         <w:t xml:space="preserve">•  </w:t>
       </w:r>
       <w:r>
         <w:rPr>
-          <w:rFonts w:ascii="Calibri" w:hAnsi="Calibri"/>
+          <w:rFonts w:ascii="Times New Roman" w:hAnsi="Times New Roman"/>
           <w:b w:val="0"/>
           <w:i w:val="0"/>
           <w:color w:val="1A1A1A"/>
@@ -889,16 +889,16 @@
       </w:pPr>
       <w:r>
         <w:rPr>
-          <w:rFonts w:ascii="Calibri" w:hAnsi="Calibri"/>
+          <w:rFonts w:ascii="Times New Roman" w:hAnsi="Times New Roman"/>
           <w:b w:val="0"/>
           <w:i w:val="0"/>
-          <w:color w:val="163A5F"/>
+          <w:color w:val="1A1A1A"/>
         </w:rPr>
         <w:t xml:space="preserve">•  </w:t>
       </w:r>
       <w:r>
         <w:rPr>
-          <w:rFonts w:ascii="Calibri" w:hAnsi="Calibri"/>
+          <w:rFonts w:ascii="Times New Roman" w:hAnsi="Times New Roman"/>
           <w:b w:val="0"/>
           <w:i w:val="0"/>
           <w:color w:val="1A1A1A"/>
@@ -913,16 +913,16 @@
       </w:pPr>
       <w:r>
         <w:rPr>
-          <w:rFonts w:ascii="Calibri" w:hAnsi="Calibri"/>
+          <w:rFonts w:ascii="Times New Roman" w:hAnsi="Times New Roman"/>
           <w:b w:val="0"/>
           <w:i w:val="0"/>
-          <w:color w:val="163A5F"/>
+          <w:color w:val="1A1A1A"/>
         </w:rPr>
         <w:t xml:space="preserve">•  </w:t>
       </w:r>
       <w:r>
         <w:rPr>
-          <w:rFonts w:ascii="Calibri" w:hAnsi="Calibri"/>
+          <w:rFonts w:ascii="Times New Roman" w:hAnsi="Times New Roman"/>
           <w:b w:val="0"/>
           <w:i w:val="0"/>
           <w:color w:val="1A1A1A"/>
@@ -937,16 +937,16 @@
       </w:pPr>
       <w:r>
         <w:rPr>
-          <w:rFonts w:ascii="Calibri" w:hAnsi="Calibri"/>
+          <w:rFonts w:ascii="Times New Roman" w:hAnsi="Times New Roman"/>
           <w:b w:val="0"/>
           <w:i w:val="0"/>
-          <w:color w:val="163A5F"/>
+          <w:color w:val="1A1A1A"/>
         </w:rPr>
         <w:t xml:space="preserve">•  </w:t>
       </w:r>
       <w:r>
         <w:rPr>
-          <w:rFonts w:ascii="Calibri" w:hAnsi="Calibri"/>
+          <w:rFonts w:ascii="Times New Roman" w:hAnsi="Times New Roman"/>
           <w:b w:val="0"/>
           <w:i w:val="0"/>
           <w:color w:val="1A1A1A"/>
@@ -963,7 +963,7 @@
       </w:pPr>
       <w:r>
         <w:rPr>
-          <w:rFonts w:ascii="Calibri" w:hAnsi="Calibri"/>
+          <w:rFonts w:ascii="Times New Roman" w:hAnsi="Times New Roman"/>
           <w:b/>
           <w:i w:val="0"/>
           <w:color w:val="1A1A1A"/>
@@ -973,17 +973,17 @@
       </w:r>
       <w:r>
         <w:rPr>
-          <w:rFonts w:ascii="Calibri" w:hAnsi="Calibri"/>
+          <w:rFonts w:ascii="Times New Roman" w:hAnsi="Times New Roman"/>
           <w:b w:val="0"/>
           <w:i w:val="0"/>
-          <w:color w:val="163A5F"/>
+          <w:color w:val="1A1A1A"/>
           <w:sz w:val="21"/>
         </w:rPr>
         <w:t xml:space="preserve">  |  Fivestars</w:t>
       </w:r>
       <w:r>
         <w:rPr>
-          <w:rFonts w:ascii="Calibri" w:hAnsi="Calibri"/>
+          <w:rFonts w:ascii="Times New Roman" w:hAnsi="Times New Roman"/>
           <w:b w:val="0"/>
           <w:i w:val="0"/>
           <w:color w:val="555555"/>
@@ -999,7 +999,7 @@
       </w:pPr>
       <w:r>
         <w:rPr>
-          <w:rFonts w:ascii="Calibri" w:hAnsi="Calibri"/>
+          <w:rFonts w:ascii="Times New Roman" w:hAnsi="Times New Roman"/>
           <w:b w:val="0"/>
           <w:i/>
           <w:color w:val="555555"/>
@@ -1015,16 +1015,16 @@
       </w:pPr>
       <w:r>
         <w:rPr>
-          <w:rFonts w:ascii="Calibri" w:hAnsi="Calibri"/>
+          <w:rFonts w:ascii="Times New Roman" w:hAnsi="Times New Roman"/>
           <w:b w:val="0"/>
           <w:i w:val="0"/>
-          <w:color w:val="163A5F"/>
+          <w:color w:val="1A1A1A"/>
         </w:rPr>
         <w:t xml:space="preserve">•  </w:t>
       </w:r>
       <w:r>
         <w:rPr>
-          <w:rFonts w:ascii="Calibri" w:hAnsi="Calibri"/>
+          <w:rFonts w:ascii="Times New Roman" w:hAnsi="Times New Roman"/>
           <w:b w:val="0"/>
           <w:i w:val="0"/>
           <w:color w:val="1A1A1A"/>
@@ -1039,16 +1039,16 @@
       </w:pPr>
       <w:r>
         <w:rPr>
-          <w:rFonts w:ascii="Calibri" w:hAnsi="Calibri"/>
+          <w:rFonts w:ascii="Times New Roman" w:hAnsi="Times New Roman"/>
           <w:b w:val="0"/>
           <w:i w:val="0"/>
-          <w:color w:val="163A5F"/>
+          <w:color w:val="1A1A1A"/>
         </w:rPr>
         <w:t xml:space="preserve">•  </w:t>
       </w:r>
       <w:r>
         <w:rPr>
-          <w:rFonts w:ascii="Calibri" w:hAnsi="Calibri"/>
+          <w:rFonts w:ascii="Times New Roman" w:hAnsi="Times New Roman"/>
           <w:b w:val="0"/>
           <w:i w:val="0"/>
           <w:color w:val="1A1A1A"/>
@@ -1060,16 +1060,16 @@
       <w:pPr>
         <w:spacing w:before="140" w:after="60"/>
         <w:pBdr>
-          <w:bottom w:val="single" w:sz="6" w:space="2" w:color="163a5f"/>
+          <w:bottom w:val="single" w:sz="6" w:space="2" w:color="1a1a1a"/>
         </w:pBdr>
       </w:pPr>
       <w:r>
         <w:rPr>
-          <w:rFonts w:ascii="Calibri" w:hAnsi="Calibri"/>
+          <w:rFonts w:ascii="Times New Roman" w:hAnsi="Times New Roman"/>
           <w:b/>
           <w:i w:val="0"/>
           <w:caps/>
-          <w:color w:val="163A5F"/>
+          <w:color w:val="1A1A1A"/>
           <w:sz w:val="21"/>
         </w:rPr>
         <w:t>CORE COMPETENCIES</w:t>
@@ -1081,7 +1081,7 @@
       </w:pPr>
       <w:r>
         <w:rPr>
-          <w:rFonts w:ascii="Calibri" w:hAnsi="Calibri"/>
+          <w:rFonts w:ascii="Times New Roman" w:hAnsi="Times New Roman"/>
           <w:b/>
           <w:i w:val="0"/>
           <w:color w:val="1A1A1A"/>
@@ -1090,7 +1090,7 @@
       </w:r>
       <w:r>
         <w:rPr>
-          <w:rFonts w:ascii="Calibri" w:hAnsi="Calibri"/>
+          <w:rFonts w:ascii="Times New Roman" w:hAnsi="Times New Roman"/>
           <w:b w:val="0"/>
           <w:i w:val="0"/>
           <w:color w:val="1A1A1A"/>
@@ -1104,7 +1104,7 @@
       </w:pPr>
       <w:r>
         <w:rPr>
-          <w:rFonts w:ascii="Calibri" w:hAnsi="Calibri"/>
+          <w:rFonts w:ascii="Times New Roman" w:hAnsi="Times New Roman"/>
           <w:b/>
           <w:i w:val="0"/>
           <w:color w:val="1A1A1A"/>
@@ -1113,7 +1113,7 @@
       </w:r>
       <w:r>
         <w:rPr>
-          <w:rFonts w:ascii="Calibri" w:hAnsi="Calibri"/>
+          <w:rFonts w:ascii="Times New Roman" w:hAnsi="Times New Roman"/>
           <w:b w:val="0"/>
           <w:i w:val="0"/>
           <w:color w:val="1A1A1A"/>
@@ -1127,7 +1127,7 @@
       </w:pPr>
       <w:r>
         <w:rPr>
-          <w:rFonts w:ascii="Calibri" w:hAnsi="Calibri"/>
+          <w:rFonts w:ascii="Times New Roman" w:hAnsi="Times New Roman"/>
           <w:b/>
           <w:i w:val="0"/>
           <w:color w:val="1A1A1A"/>
@@ -1136,7 +1136,7 @@
       </w:r>
       <w:r>
         <w:rPr>
-          <w:rFonts w:ascii="Calibri" w:hAnsi="Calibri"/>
+          <w:rFonts w:ascii="Times New Roman" w:hAnsi="Times New Roman"/>
           <w:b w:val="0"/>
           <w:i w:val="0"/>
           <w:color w:val="1A1A1A"/>
@@ -1150,7 +1150,7 @@
       </w:pPr>
       <w:r>
         <w:rPr>
-          <w:rFonts w:ascii="Calibri" w:hAnsi="Calibri"/>
+          <w:rFonts w:ascii="Times New Roman" w:hAnsi="Times New Roman"/>
           <w:b/>
           <w:i w:val="0"/>
           <w:color w:val="1A1A1A"/>
@@ -1159,7 +1159,7 @@
       </w:r>
       <w:r>
         <w:rPr>
-          <w:rFonts w:ascii="Calibri" w:hAnsi="Calibri"/>
+          <w:rFonts w:ascii="Times New Roman" w:hAnsi="Times New Roman"/>
           <w:b w:val="0"/>
           <w:i w:val="0"/>
           <w:color w:val="1A1A1A"/>
@@ -1173,7 +1173,7 @@
       </w:pPr>
       <w:r>
         <w:rPr>
-          <w:rFonts w:ascii="Calibri" w:hAnsi="Calibri"/>
+          <w:rFonts w:ascii="Times New Roman" w:hAnsi="Times New Roman"/>
           <w:b/>
           <w:i w:val="0"/>
           <w:color w:val="1A1A1A"/>
@@ -1182,7 +1182,7 @@
       </w:r>
       <w:r>
         <w:rPr>
-          <w:rFonts w:ascii="Calibri" w:hAnsi="Calibri"/>
+          <w:rFonts w:ascii="Times New Roman" w:hAnsi="Times New Roman"/>
           <w:b w:val="0"/>
           <w:i w:val="0"/>
           <w:color w:val="1A1A1A"/>
@@ -1196,7 +1196,7 @@
       </w:pPr>
       <w:r>
         <w:rPr>
-          <w:rFonts w:ascii="Calibri" w:hAnsi="Calibri"/>
+          <w:rFonts w:ascii="Times New Roman" w:hAnsi="Times New Roman"/>
           <w:b/>
           <w:i w:val="0"/>
           <w:color w:val="1A1A1A"/>
@@ -1205,7 +1205,7 @@
       </w:r>
       <w:r>
         <w:rPr>
-          <w:rFonts w:ascii="Calibri" w:hAnsi="Calibri"/>
+          <w:rFonts w:ascii="Times New Roman" w:hAnsi="Times New Roman"/>
           <w:b w:val="0"/>
           <w:i w:val="0"/>
           <w:color w:val="1A1A1A"/>
@@ -1217,16 +1217,16 @@
       <w:pPr>
         <w:spacing w:before="140" w:after="60"/>
         <w:pBdr>
-          <w:bottom w:val="single" w:sz="6" w:space="2" w:color="163a5f"/>
+          <w:bottom w:val="single" w:sz="6" w:space="2" w:color="1a1a1a"/>
         </w:pBdr>
       </w:pPr>
       <w:r>
         <w:rPr>
-          <w:rFonts w:ascii="Calibri" w:hAnsi="Calibri"/>
+          <w:rFonts w:ascii="Times New Roman" w:hAnsi="Times New Roman"/>
           <w:b/>
           <w:i w:val="0"/>
           <w:caps/>
-          <w:color w:val="163A5F"/>
+          <w:color w:val="1A1A1A"/>
           <w:sz w:val="21"/>
         </w:rPr>
         <w:t>EDUCATION</w:t>
@@ -1238,7 +1238,7 @@
       </w:pPr>
       <w:r>
         <w:rPr>
-          <w:rFonts w:ascii="Calibri" w:hAnsi="Calibri"/>
+          <w:rFonts w:ascii="Times New Roman" w:hAnsi="Times New Roman"/>
           <w:b w:val="0"/>
           <w:i w:val="0"/>
           <w:color w:val="1A1A1A"/>
@@ -1250,16 +1250,16 @@
       <w:pPr>
         <w:spacing w:before="140" w:after="60"/>
         <w:pBdr>
-          <w:bottom w:val="single" w:sz="6" w:space="2" w:color="163a5f"/>
+          <w:bottom w:val="single" w:sz="6" w:space="2" w:color="1a1a1a"/>
         </w:pBdr>
       </w:pPr>
       <w:r>
         <w:rPr>
-          <w:rFonts w:ascii="Calibri" w:hAnsi="Calibri"/>
+          <w:rFonts w:ascii="Times New Roman" w:hAnsi="Times New Roman"/>
           <w:b/>
           <w:i w:val="0"/>
           <w:caps/>
-          <w:color w:val="163A5F"/>
+          <w:color w:val="1A1A1A"/>
           <w:sz w:val="21"/>
         </w:rPr>
         <w:t>CERTIFICATIONS</w:t>
@@ -1271,7 +1271,7 @@
       </w:pPr>
       <w:r>
         <w:rPr>
-          <w:rFonts w:ascii="Calibri" w:hAnsi="Calibri"/>
+          <w:rFonts w:ascii="Times New Roman" w:hAnsi="Times New Roman"/>
           <w:b w:val="0"/>
           <w:i w:val="0"/>
           <w:color w:val="1A1A1A"/>
@@ -1656,7 +1656,7 @@
       <w:spacing w:line="250" w:lineRule="auto" w:after="0"/>
     </w:pPr>
     <w:rPr>
-      <w:rFonts w:ascii="Calibri" w:hAnsi="Calibri" w:cs="Calibri"/>
+      <w:rFonts w:ascii="Times New Roman" w:hAnsi="Times New Roman" w:cs="Times New Roman"/>
       <w:color w:val="1A1A1A"/>
       <w:sz w:val="20"/>
     </w:rPr>
